--- a/Generator Orar ETTI.docx
+++ b/Generator Orar ETTI.docx
@@ -1861,7 +1861,21 @@
         <w:rPr>
           <w:rFonts w:ascii="Times New Roman" w:hAnsi="Times New Roman" w:cs="Times New Roman"/>
         </w:rPr>
-        <w:t>Pentru rularea aplicației este necesar fișierul Excel oficial al orarului, salvat local în același director cu scripturile proiectului. În forma actuală a implementării, fișierul de intrare trebuie să aibă numele:</w:t>
+        <w:t xml:space="preserve">Pentru rularea aplicației este necesar fișierul Excel oficial al orarului, salvat local în același director cu scripturile proiectului. În forma actuală </w:t>
+      </w:r>
+      <w:proofErr w:type="gramStart"/>
+      <w:r>
+        <w:rPr>
+          <w:rFonts w:ascii="Times New Roman" w:hAnsi="Times New Roman" w:cs="Times New Roman"/>
+        </w:rPr>
+        <w:t>a</w:t>
+      </w:r>
+      <w:proofErr w:type="gramEnd"/>
+      <w:r>
+        <w:rPr>
+          <w:rFonts w:ascii="Times New Roman" w:hAnsi="Times New Roman" w:cs="Times New Roman"/>
+        </w:rPr>
+        <w:t xml:space="preserve"> implementării, fișierul de intrare trebuie să aibă numele:</w:t>
       </w:r>
     </w:p>
     <w:p>
@@ -1978,7 +1992,25 @@
           <w:kern w:val="0"/>
           <w14:ligatures w14:val="none"/>
         </w:rPr>
-        <w:t>Acesta reprezintă varianta prelucrată a orarului oficial și este utilizat ulterior de scriptul principal pentru generarea orarului personalizat</w:t>
+        <w:t xml:space="preserve">Acesta reprezintă varianta prelucrată </w:t>
+      </w:r>
+      <w:proofErr w:type="gramStart"/>
+      <w:r>
+        <w:rPr>
+          <w:rFonts w:ascii="Times New Roman" w:eastAsia="Times New Roman" w:hAnsi="Times New Roman" w:cs="Times New Roman"/>
+          <w:kern w:val="0"/>
+          <w14:ligatures w14:val="none"/>
+        </w:rPr>
+        <w:t>a</w:t>
+      </w:r>
+      <w:proofErr w:type="gramEnd"/>
+      <w:r>
+        <w:rPr>
+          <w:rFonts w:ascii="Times New Roman" w:eastAsia="Times New Roman" w:hAnsi="Times New Roman" w:cs="Times New Roman"/>
+          <w:kern w:val="0"/>
+          <w14:ligatures w14:val="none"/>
+        </w:rPr>
+        <w:t xml:space="preserve"> orarului oficial și este utilizat ulterior de scriptul principal pentru generarea orarului personalizat</w:t>
       </w:r>
       <w:r>
         <w:rPr>
@@ -4304,7 +4336,21 @@
         <w:rPr>
           <w:rFonts w:ascii="Times New Roman" w:hAnsi="Times New Roman" w:cs="Times New Roman"/>
         </w:rPr>
-        <w:t>Pe termen mai lung, proiectul ar putea evolua către o aplicație mai generală de prelucrare și personalizare a orarelor academice în format Excel.</w:t>
+        <w:t xml:space="preserve">Pe termen mai lung, proiectul ar putea evolua către o aplicație mai generală de prelucrare și personalizare </w:t>
+      </w:r>
+      <w:proofErr w:type="gramStart"/>
+      <w:r>
+        <w:rPr>
+          <w:rFonts w:ascii="Times New Roman" w:hAnsi="Times New Roman" w:cs="Times New Roman"/>
+        </w:rPr>
+        <w:t>a</w:t>
+      </w:r>
+      <w:proofErr w:type="gramEnd"/>
+      <w:r>
+        <w:rPr>
+          <w:rFonts w:ascii="Times New Roman" w:hAnsi="Times New Roman" w:cs="Times New Roman"/>
+        </w:rPr>
+        <w:t xml:space="preserve"> orarelor academice în format Excel.</w:t>
       </w:r>
     </w:p>
     <w:p>
@@ -4552,7 +4598,21 @@
         <w:rPr>
           <w:rFonts w:ascii="Times New Roman" w:hAnsi="Times New Roman" w:cs="Times New Roman"/>
         </w:rPr>
-        <w:t xml:space="preserve">Link-ul de accesare a </w:t>
+        <w:t xml:space="preserve">Link-ul de accesare </w:t>
+      </w:r>
+      <w:proofErr w:type="gramStart"/>
+      <w:r>
+        <w:rPr>
+          <w:rFonts w:ascii="Times New Roman" w:hAnsi="Times New Roman" w:cs="Times New Roman"/>
+        </w:rPr>
+        <w:t>a</w:t>
+      </w:r>
+      <w:proofErr w:type="gramEnd"/>
+      <w:r>
+        <w:rPr>
+          <w:rFonts w:ascii="Times New Roman" w:hAnsi="Times New Roman" w:cs="Times New Roman"/>
+        </w:rPr>
+        <w:t xml:space="preserve"> </w:t>
       </w:r>
       <w:r>
         <w:rPr>
@@ -4570,18 +4630,12 @@
       </w:r>
     </w:p>
     <w:p>
-      <w:pPr>
-        <w:rPr>
-          <w:rFonts w:ascii="Times New Roman" w:hAnsi="Times New Roman" w:cs="Times New Roman"/>
-        </w:rPr>
-      </w:pPr>
-      <w:hyperlink r:id="rId18" w:anchor="gid=1324085625" w:history="1">
+      <w:hyperlink r:id="rId18" w:history="1">
         <w:r>
           <w:rPr>
             <w:rStyle w:val="Hyperlink"/>
-            <w:rFonts w:ascii="Times New Roman" w:hAnsi="Times New Roman" w:cs="Times New Roman"/>
           </w:rPr>
-          <w:t>https://docs.google.com/spreadsheets/d/1wDUVKgwb3Y7qMnMR7VbO_UHNzEGFNMdLApiLrxj_lQ0/edit?gid=1324085625#gid=1324085625</w:t>
+          <w:t>https://docs.google.com/spreadsheets/u/0/d/12B3AFkx5j8PNMAjajpYMAVs2OJcCppzwKlgqIvCdLEs/htmlview?pli=1#gid=1578046571</w:t>
         </w:r>
       </w:hyperlink>
     </w:p>
@@ -4597,7 +4651,14 @@
           <w:rFonts w:ascii="Times New Roman" w:hAnsi="Times New Roman" w:cs="Times New Roman"/>
           <w:color w:val="7F7F7F" w:themeColor="text1" w:themeTint="80"/>
         </w:rPr>
-        <w:t>Ultima oară când a fost actualizat: Semestrul II, anul 2025-2026.</w:t>
+        <w:t>Ultima oară când a fost actualizat: Semestrul I</w:t>
+      </w:r>
+      <w:r>
+        <w:rPr>
+          <w:rFonts w:ascii="Times New Roman" w:hAnsi="Times New Roman" w:cs="Times New Roman"/>
+          <w:color w:val="7F7F7F" w:themeColor="text1" w:themeTint="80"/>
+        </w:rPr>
+        <w:t>, anul 2026-2027</w:t>
       </w:r>
     </w:p>
     <w:p>
